--- a/dispensa_completa_v2.docx
+++ b/dispensa_completa_v2.docx
@@ -1222,6 +1222,47 @@
     </w:p>
     <w:p>
       <w:pPr>
+        <w:spacing w:before="240" w:after="80"/>
+        <w:ind w:left="567" w:right="567"/>
+      </w:pPr>
+      <w:r>
+        <w:rPr>
+          <w:i/>
+          <w:color w:val="0F2D52"/>
+          <w:sz w:val="32"/>
+        </w:rPr>
+        <w:t>"La sicurezza non è una feature: è una proprietà del sistema."</w:t>
+      </w:r>
+    </w:p>
+    <w:p>
+      <w:pPr>
+        <w:spacing w:after="240"/>
+        <w:ind w:left="567"/>
+      </w:pPr>
+      <w:r>
+        <w:rPr>
+          <w:i/>
+          <w:color w:val="6B7280"/>
+          <w:sz w:val="22"/>
+        </w:rPr>
+        <w:t>— Bruce Schneier</w:t>
+      </w:r>
+    </w:p>
+    <w:p>
+      <w:pPr>
+        <w:spacing w:line="360" w:lineRule="auto" w:after="160"/>
+      </w:pPr>
+      <w:r>
+        <w:rPr>
+          <w:b w:val="0"/>
+          <w:i w:val="0"/>
+          <w:sz w:val="22"/>
+        </w:rPr>
+        <w:t>Tieniti questa frase. È il riassunto in una riga di tutto il corso. La sicurezza non è qualcosa che 'aggiungi' alla fine, come una funzionalità in più; è una PROPRIETÀ che il sistema possiede o non possiede, e che si decide al momento del DESIGN.</w:t>
+      </w:r>
+    </w:p>
+    <w:p>
+      <w:pPr>
         <w:spacing w:line="360" w:lineRule="auto" w:after="160"/>
       </w:pPr>
       <w:r>
@@ -2178,6 +2219,360 @@
         </w:rPr>
         <w:t>Fig. — Defense in Depth: strati di difesa indipendenti</w:t>
       </w:r>
+    </w:p>
+    <w:p>
+      <w:pPr>
+        <w:pStyle w:val="Heading3"/>
+      </w:pPr>
+      <w:r>
+        <w:t>Fail Secure in pratica — un esempio di codice</w:t>
+      </w:r>
+    </w:p>
+    <w:p>
+      <w:pPr>
+        <w:spacing w:line="360" w:lineRule="auto" w:after="160"/>
+      </w:pPr>
+      <w:r>
+        <w:rPr>
+          <w:b w:val="0"/>
+          <w:i w:val="0"/>
+          <w:sz w:val="22"/>
+        </w:rPr>
+        <w:t>Il principio 'Fail Secure' è semplice ma fa la differenza tra un sistema sicuro e uno bucato. Vediamo un esempio concreto. Codice che fallisce in modo APERTO (anti-pattern, da NON scrivere mai):</w:t>
+      </w:r>
+    </w:p>
+    <w:tbl>
+      <w:tblPr>
+        <w:tblW w:type="auto" w:w="0"/>
+        <w:tblLook w:firstColumn="1" w:firstRow="1" w:lastColumn="0" w:lastRow="0" w:noHBand="0" w:noVBand="1" w:val="04A0"/>
+      </w:tblPr>
+      <w:tblGrid>
+        <w:gridCol w:w="9406"/>
+      </w:tblGrid>
+      <w:tr>
+        <w:tc>
+          <w:tcPr>
+            <w:tcW w:type="dxa" w:w="9406"/>
+            <w:shd w:val="clear" w:color="auto" w:fill="1E1E28"/>
+            <w:tcBorders>
+              <w:top w:val="single" w:sz="8" w:color="00A0B0"/>
+              <w:left w:val="single" w:sz="8" w:color="00A0B0"/>
+              <w:bottom w:val="single" w:sz="8" w:color="00A0B0"/>
+              <w:right w:val="single" w:sz="8" w:color="00A0B0"/>
+            </w:tcBorders>
+          </w:tcPr>
+          <w:p>
+            <w:pPr>
+              <w:spacing w:line="276" w:lineRule="auto" w:after="0"/>
+            </w:pPr>
+            <w:r/>
+            <w:r>
+              <w:rPr>
+                <w:rFonts w:ascii="Consolas" w:hAnsi="Consolas"/>
+                <w:color w:val="E5E5E5"/>
+                <w:sz w:val="20"/>
+              </w:rPr>
+              <w:t># 🚩 FAIL OPEN — se il check si rompe, l'utente entra LO STESSO</w:t>
+            </w:r>
+          </w:p>
+          <w:p>
+            <w:pPr>
+              <w:spacing w:line="276" w:lineRule="auto" w:after="0"/>
+            </w:pPr>
+            <w:r>
+              <w:rPr>
+                <w:rFonts w:ascii="Consolas" w:hAnsi="Consolas"/>
+                <w:color w:val="E5E5E5"/>
+                <w:sz w:val="20"/>
+              </w:rPr>
+              <w:t>try:</w:t>
+            </w:r>
+          </w:p>
+          <w:p>
+            <w:pPr>
+              <w:spacing w:line="276" w:lineRule="auto" w:after="0"/>
+            </w:pPr>
+            <w:r>
+              <w:rPr>
+                <w:rFonts w:ascii="Consolas" w:hAnsi="Consolas"/>
+                <w:color w:val="E5E5E5"/>
+                <w:sz w:val="20"/>
+              </w:rPr>
+              <w:t xml:space="preserve">    if not is_authorized(user, resource):</w:t>
+            </w:r>
+          </w:p>
+          <w:p>
+            <w:pPr>
+              <w:spacing w:line="276" w:lineRule="auto" w:after="0"/>
+            </w:pPr>
+            <w:r>
+              <w:rPr>
+                <w:rFonts w:ascii="Consolas" w:hAnsi="Consolas"/>
+                <w:color w:val="E5E5E5"/>
+                <w:sz w:val="20"/>
+              </w:rPr>
+              <w:t xml:space="preserve">        return 403</w:t>
+            </w:r>
+          </w:p>
+          <w:p>
+            <w:pPr>
+              <w:spacing w:line="276" w:lineRule="auto" w:after="0"/>
+            </w:pPr>
+            <w:r>
+              <w:rPr>
+                <w:rFonts w:ascii="Consolas" w:hAnsi="Consolas"/>
+                <w:color w:val="E5E5E5"/>
+                <w:sz w:val="20"/>
+              </w:rPr>
+              <w:t xml:space="preserve">    return resource</w:t>
+            </w:r>
+          </w:p>
+          <w:p>
+            <w:pPr>
+              <w:spacing w:line="276" w:lineRule="auto" w:after="0"/>
+            </w:pPr>
+            <w:r>
+              <w:rPr>
+                <w:rFonts w:ascii="Consolas" w:hAnsi="Consolas"/>
+                <w:color w:val="E5E5E5"/>
+                <w:sz w:val="20"/>
+              </w:rPr>
+              <w:t>except Exception:</w:t>
+            </w:r>
+          </w:p>
+          <w:p>
+            <w:pPr>
+              <w:spacing w:line="276" w:lineRule="auto" w:after="0"/>
+            </w:pPr>
+            <w:r>
+              <w:rPr>
+                <w:rFonts w:ascii="Consolas" w:hAnsi="Consolas"/>
+                <w:color w:val="E5E5E5"/>
+                <w:sz w:val="20"/>
+              </w:rPr>
+              <w:t xml:space="preserve">    return resource   # 💥 disastro silenzioso</w:t>
+            </w:r>
+          </w:p>
+        </w:tc>
+      </w:tr>
+    </w:tbl>
+    <w:p>
+      <w:pPr>
+        <w:spacing w:after="80"/>
+      </w:pPr>
+    </w:p>
+    <w:p>
+      <w:pPr>
+        <w:spacing w:line="360" w:lineRule="auto" w:after="160"/>
+      </w:pPr>
+      <w:r>
+        <w:rPr>
+          <w:b w:val="0"/>
+          <w:i w:val="0"/>
+          <w:sz w:val="22"/>
+        </w:rPr>
+        <w:t>Sembra 'robusto' perché cattura ogni errore. In realtà è esattamente il contrario: trasforma un controllo di sicurezza in un colabrodo. La versione corretta:</w:t>
+      </w:r>
+    </w:p>
+    <w:tbl>
+      <w:tblPr>
+        <w:tblW w:type="auto" w:w="0"/>
+        <w:tblLook w:firstColumn="1" w:firstRow="1" w:lastColumn="0" w:lastRow="0" w:noHBand="0" w:noVBand="1" w:val="04A0"/>
+      </w:tblPr>
+      <w:tblGrid>
+        <w:gridCol w:w="9406"/>
+      </w:tblGrid>
+      <w:tr>
+        <w:tc>
+          <w:tcPr>
+            <w:tcW w:type="dxa" w:w="9406"/>
+            <w:shd w:val="clear" w:color="auto" w:fill="1E1E28"/>
+            <w:tcBorders>
+              <w:top w:val="single" w:sz="8" w:color="00A0B0"/>
+              <w:left w:val="single" w:sz="8" w:color="00A0B0"/>
+              <w:bottom w:val="single" w:sz="8" w:color="00A0B0"/>
+              <w:right w:val="single" w:sz="8" w:color="00A0B0"/>
+            </w:tcBorders>
+          </w:tcPr>
+          <w:p>
+            <w:pPr>
+              <w:spacing w:line="276" w:lineRule="auto" w:after="0"/>
+            </w:pPr>
+            <w:r/>
+            <w:r>
+              <w:rPr>
+                <w:rFonts w:ascii="Consolas" w:hAnsi="Consolas"/>
+                <w:color w:val="E5E5E5"/>
+                <w:sz w:val="20"/>
+              </w:rPr>
+              <w:t># ✅ FAIL SECURE — se il check si rompe, il sistema CHIUDE</w:t>
+            </w:r>
+          </w:p>
+          <w:p>
+            <w:pPr>
+              <w:spacing w:line="276" w:lineRule="auto" w:after="0"/>
+            </w:pPr>
+            <w:r>
+              <w:rPr>
+                <w:rFonts w:ascii="Consolas" w:hAnsi="Consolas"/>
+                <w:color w:val="E5E5E5"/>
+                <w:sz w:val="20"/>
+              </w:rPr>
+              <w:t>try:</w:t>
+            </w:r>
+          </w:p>
+          <w:p>
+            <w:pPr>
+              <w:spacing w:line="276" w:lineRule="auto" w:after="0"/>
+            </w:pPr>
+            <w:r>
+              <w:rPr>
+                <w:rFonts w:ascii="Consolas" w:hAnsi="Consolas"/>
+                <w:color w:val="E5E5E5"/>
+                <w:sz w:val="20"/>
+              </w:rPr>
+              <w:t xml:space="preserve">    if not is_authorized(user, resource):</w:t>
+            </w:r>
+          </w:p>
+          <w:p>
+            <w:pPr>
+              <w:spacing w:line="276" w:lineRule="auto" w:after="0"/>
+            </w:pPr>
+            <w:r>
+              <w:rPr>
+                <w:rFonts w:ascii="Consolas" w:hAnsi="Consolas"/>
+                <w:color w:val="E5E5E5"/>
+                <w:sz w:val="20"/>
+              </w:rPr>
+              <w:t xml:space="preserve">        return 403</w:t>
+            </w:r>
+          </w:p>
+          <w:p>
+            <w:pPr>
+              <w:spacing w:line="276" w:lineRule="auto" w:after="0"/>
+            </w:pPr>
+            <w:r>
+              <w:rPr>
+                <w:rFonts w:ascii="Consolas" w:hAnsi="Consolas"/>
+                <w:color w:val="E5E5E5"/>
+                <w:sz w:val="20"/>
+              </w:rPr>
+              <w:t xml:space="preserve">    return resource</w:t>
+            </w:r>
+          </w:p>
+          <w:p>
+            <w:pPr>
+              <w:spacing w:line="276" w:lineRule="auto" w:after="0"/>
+            </w:pPr>
+            <w:r>
+              <w:rPr>
+                <w:rFonts w:ascii="Consolas" w:hAnsi="Consolas"/>
+                <w:color w:val="E5E5E5"/>
+                <w:sz w:val="20"/>
+              </w:rPr>
+              <w:t>except Exception as e:</w:t>
+            </w:r>
+          </w:p>
+          <w:p>
+            <w:pPr>
+              <w:spacing w:line="276" w:lineRule="auto" w:after="0"/>
+            </w:pPr>
+            <w:r>
+              <w:rPr>
+                <w:rFonts w:ascii="Consolas" w:hAnsi="Consolas"/>
+                <w:color w:val="E5E5E5"/>
+                <w:sz w:val="20"/>
+              </w:rPr>
+              <w:t xml:space="preserve">    log.exception("auth check failed")</w:t>
+            </w:r>
+          </w:p>
+          <w:p>
+            <w:pPr>
+              <w:spacing w:line="276" w:lineRule="auto" w:after="0"/>
+            </w:pPr>
+            <w:r>
+              <w:rPr>
+                <w:rFonts w:ascii="Consolas" w:hAnsi="Consolas"/>
+                <w:color w:val="E5E5E5"/>
+                <w:sz w:val="20"/>
+              </w:rPr>
+              <w:t xml:space="preserve">    return 503   # servizio non disponibile,</w:t>
+            </w:r>
+          </w:p>
+          <w:p>
+            <w:pPr>
+              <w:spacing w:line="276" w:lineRule="auto" w:after="0"/>
+            </w:pPr>
+            <w:r>
+              <w:rPr>
+                <w:rFonts w:ascii="Consolas" w:hAnsi="Consolas"/>
+                <w:color w:val="E5E5E5"/>
+                <w:sz w:val="20"/>
+              </w:rPr>
+              <w:t xml:space="preserve">                 # NON accesso senza autorizzazione</w:t>
+            </w:r>
+          </w:p>
+        </w:tc>
+      </w:tr>
+    </w:tbl>
+    <w:p>
+      <w:pPr>
+        <w:spacing w:after="80"/>
+      </w:pPr>
+    </w:p>
+    <w:tbl>
+      <w:tblPr>
+        <w:tblW w:type="auto" w:w="0"/>
+        <w:jc w:val="center"/>
+        <w:tblLook w:firstColumn="1" w:firstRow="1" w:lastColumn="0" w:lastRow="0" w:noHBand="0" w:noVBand="1" w:val="04A0"/>
+      </w:tblPr>
+      <w:tblGrid>
+        <w:gridCol w:w="9406"/>
+      </w:tblGrid>
+      <w:tr>
+        <w:tc>
+          <w:tcPr>
+            <w:tcW w:type="dxa" w:w="9406"/>
+            <w:shd w:val="clear" w:color="auto" w:fill="FAFBFC"/>
+            <w:tcBorders>
+              <w:top w:val="single" w:sz="12" w:color="06A77D"/>
+              <w:left w:val="single" w:sz="12" w:color="06A77D"/>
+              <w:bottom w:val="single" w:sz="12" w:color="06A77D"/>
+              <w:right w:val="single" w:sz="12" w:color="06A77D"/>
+            </w:tcBorders>
+          </w:tcPr>
+          <w:p>
+            <w:pPr>
+              <w:spacing w:before="80"/>
+            </w:pPr>
+            <w:r>
+              <w:rPr>
+                <w:b/>
+                <w:color w:val="06A77D"/>
+                <w:sz w:val="22"/>
+              </w:rPr>
+              <w:t>💡  Suggerimento</w:t>
+            </w:r>
+          </w:p>
+          <w:p>
+            <w:pPr>
+              <w:spacing w:line="360" w:lineRule="auto" w:after="40"/>
+            </w:pPr>
+            <w:r>
+              <w:rPr>
+                <w:color w:val="1A1A2E"/>
+                <w:sz w:val="22"/>
+              </w:rPr>
+              <w:t>In dubbio, il sistema CHIUDE, non apre. Vale per autorizzazione, autenticazione, validazione, decisioni critiche di business: il default è sempre 'nega + segnala', mai 'permetti silenziosamente'.</w:t>
+            </w:r>
+          </w:p>
+        </w:tc>
+      </w:tr>
+    </w:tbl>
+    <w:p>
+      <w:pPr>
+        <w:spacing w:after="80"/>
+      </w:pPr>
     </w:p>
     <w:p>
       <w:pPr>
